--- a/Resume/Navneet_Vishwakarma_Linux_Admin_Cognizant.docx
+++ b/Resume/Navneet_Vishwakarma_Linux_Admin_Cognizant.docx
@@ -31,7 +31,7 @@
           <w:color w:val="555555"/>
           <w:sz w:val="17"/>
         </w:rPr>
-        <w:t>Linux Administrator  |  Infrastructure Engineer  |  RHEL / SLES  |  Ansible  |  VMware ESX</w:t>
+        <w:t>Linux Administrator  |  SLES  |  Ubuntu  |  Ansible  |  Docker  |  Infrastructure Operations</w:t>
       </w:r>
     </w:p>
     <w:p>
@@ -139,7 +139,7 @@
           <w:color w:val="2D2D2D"/>
           <w:sz w:val="17"/>
         </w:rPr>
-        <w:t>Linux Administrator with hands-on experience managing enterprise Linux environments including SUSE Linux Enterprise Server (SLES), Red Hat Enterprise Linux (RHEL), Ubuntu, and openSUSE. Skilled in infrastructure architecture, security hardening aligned to CIS/NIST/STIG baselines, kernel parameter tuning, capacity planning, and lifecycle management across production and staging landscapes. Proficient in system monitoring, log analysis, Root Cause Analysis (RCA), incident resolution, and maintaining operational runbooks and HLD/LLD documentation. Experienced with Ansible-driven configuration management, VMware ESXi/vSphere virtualization, Docker containers, Bash scripting, backup and recovery operations, and compliance audits. Seeking a Linux Administrator role to contribute to infrastructure reliability, security, and operational excellence.</w:t>
+        <w:t>Linux Administrator with hands-on experience managing enterprise Linux environments including SUSE Linux Enterprise Server (SLES) and Ubuntu. Skilled in server hardening aligned to CIS/NIST security baselines, infrastructure operations, incident troubleshooting, log analysis, and Root Cause Analysis (RCA). Proficient in Ansible-driven configuration management, Docker containerization, Bash scripting, CI/CD pipelines via GitHub Actions, KVM virtualization, and backup and recovery operations. Experienced in maintaining operational runbooks, SOPs, and incident documentation. Holds a B.Tech in Computer Science and seeks a Linux Administrator role to contribute to infrastructure reliability, security, and operational excellence.</w:t>
       </w:r>
     </w:p>
     <w:p>
@@ -188,7 +188,7 @@
           <w:color w:val="2D2D2D"/>
           <w:sz w:val="17"/>
         </w:rPr>
-        <w:t>RHEL 7/8/9, SLES 12/15, Ubuntu Server, openSUSE Leap, Windows Server</w:t>
+        <w:t>SUSE Linux Enterprise Server (SLES), Ubuntu Server, openSUSE Leap</w:t>
       </w:r>
     </w:p>
     <w:p>
@@ -204,7 +204,7 @@
           <w:color w:val="1A1A2E"/>
           <w:sz w:val="17"/>
         </w:rPr>
-        <w:t xml:space="preserve">Virtualization:  </w:t>
+        <w:t xml:space="preserve">Virtualization &amp; Containers:  </w:t>
       </w:r>
       <w:r>
         <w:rPr>
@@ -214,7 +214,7 @@
           <w:color w:val="2D2D2D"/>
           <w:sz w:val="17"/>
         </w:rPr>
-        <w:t>VMware ESXi / vSphere, KVM, Docker Containers</w:t>
+        <w:t>KVM, Docker (Build, Compose, Deployment)</w:t>
       </w:r>
     </w:p>
     <w:p>
@@ -240,7 +240,7 @@
           <w:color w:val="2D2D2D"/>
           <w:sz w:val="17"/>
         </w:rPr>
-        <w:t>User &amp; Group Mgmt, File Systems (ext4, XFS, LVM), Package Mgmt (yum, zypper, apt), Process &amp; Service Control (systemd), Kernel Tuning, Capacity Planning</w:t>
+        <w:t>User &amp; Group Mgmt, File Systems, Package Mgmt (zypper, apt), Process &amp; Service Control (systemd), SSH Hardening, Firewall (firewalld, UFW), auditd</w:t>
       </w:r>
     </w:p>
     <w:p>
@@ -266,7 +266,7 @@
           <w:color w:val="2D2D2D"/>
           <w:sz w:val="17"/>
         </w:rPr>
-        <w:t>CIS/NIST/STIG Hardening, SSH Security, PAM/pwquality, Firewall (firewalld, UFW), auditd, Patch Management, Compliance Audits</w:t>
+        <w:t>CIS/NIST Hardening, SSH Security, PAM/pwquality, Patch Management, Audit Logging</w:t>
       </w:r>
     </w:p>
     <w:p>
@@ -292,7 +292,7 @@
           <w:color w:val="2D2D2D"/>
           <w:sz w:val="17"/>
         </w:rPr>
-        <w:t>System Monitoring, Log Analysis (journalctl, /var/log), Root Cause Analysis, Incident Resolution, Alerting &amp; Dashboards</w:t>
+        <w:t>Log Analysis (journalctl, /var/log), Root Cause Analysis, Incident Resolution, System Monitoring</w:t>
       </w:r>
     </w:p>
     <w:p>
@@ -318,7 +318,33 @@
           <w:color w:val="2D2D2D"/>
           <w:sz w:val="17"/>
         </w:rPr>
-        <w:t>Bash Shell Scripting, Ansible (Playbooks, Roles, Handlers), Cron Scheduling</w:t>
+        <w:t>Ansible (Playbooks, Roles, Handlers), Bash Shell Scripting, Cron Scheduling</w:t>
+      </w:r>
+    </w:p>
+    <w:p>
+      <w:pPr>
+        <w:spacing w:before="10" w:after="10" w:line="210" w:lineRule="exact"/>
+        <w:ind w:left="144"/>
+      </w:pPr>
+      <w:r>
+        <w:rPr>
+          <w:rFonts w:ascii="Calibri" w:hAnsi="Calibri"/>
+          <w:b/>
+          <w:i w:val="0"/>
+          <w:color w:val="1A1A2E"/>
+          <w:sz w:val="17"/>
+        </w:rPr>
+        <w:t xml:space="preserve">CI/CD &amp; Version Control:  </w:t>
+      </w:r>
+      <w:r>
+        <w:rPr>
+          <w:rFonts w:ascii="Calibri" w:hAnsi="Calibri"/>
+          <w:b w:val="0"/>
+          <w:i w:val="0"/>
+          <w:color w:val="2D2D2D"/>
+          <w:sz w:val="17"/>
+        </w:rPr>
+        <w:t>GitHub Actions (Pipeline Build &amp; Maintenance), Git, GitHub</w:t>
       </w:r>
     </w:p>
     <w:p>
@@ -344,7 +370,33 @@
           <w:color w:val="2D2D2D"/>
           <w:sz w:val="17"/>
         </w:rPr>
-        <w:t>Backup Strategy, Data Restoration, Recovery Point/Time Objectives (RPO/RTO)</w:t>
+        <w:t>Backup Operations, Data Restoration, Recovery Planning</w:t>
+      </w:r>
+    </w:p>
+    <w:p>
+      <w:pPr>
+        <w:spacing w:before="10" w:after="10" w:line="210" w:lineRule="exact"/>
+        <w:ind w:left="144"/>
+      </w:pPr>
+      <w:r>
+        <w:rPr>
+          <w:rFonts w:ascii="Calibri" w:hAnsi="Calibri"/>
+          <w:b/>
+          <w:i w:val="0"/>
+          <w:color w:val="1A1A2E"/>
+          <w:sz w:val="17"/>
+        </w:rPr>
+        <w:t xml:space="preserve">Documentation:  </w:t>
+      </w:r>
+      <w:r>
+        <w:rPr>
+          <w:rFonts w:ascii="Calibri" w:hAnsi="Calibri"/>
+          <w:b w:val="0"/>
+          <w:i w:val="0"/>
+          <w:color w:val="2D2D2D"/>
+          <w:sz w:val="17"/>
+        </w:rPr>
+        <w:t>Operational Runbooks, SOPs, Incident Reports, Knowledge Transfer</w:t>
       </w:r>
     </w:p>
     <w:p>
@@ -370,59 +422,7 @@
           <w:color w:val="2D2D2D"/>
           <w:sz w:val="17"/>
         </w:rPr>
-        <w:t>TCP/IP, DNS, DHCP, SSH, HTTP/HTTPS, NFS, Network Bonding/Bridging</w:t>
-      </w:r>
-    </w:p>
-    <w:p>
-      <w:pPr>
-        <w:spacing w:before="10" w:after="10" w:line="210" w:lineRule="exact"/>
-        <w:ind w:left="144"/>
-      </w:pPr>
-      <w:r>
-        <w:rPr>
-          <w:rFonts w:ascii="Calibri" w:hAnsi="Calibri"/>
-          <w:b/>
-          <w:i w:val="0"/>
-          <w:color w:val="1A1A2E"/>
-          <w:sz w:val="17"/>
-        </w:rPr>
-        <w:t xml:space="preserve">Documentation &amp; Ops:  </w:t>
-      </w:r>
-      <w:r>
-        <w:rPr>
-          <w:rFonts w:ascii="Calibri" w:hAnsi="Calibri"/>
-          <w:b w:val="0"/>
-          <w:i w:val="0"/>
-          <w:color w:val="2D2D2D"/>
-          <w:sz w:val="17"/>
-        </w:rPr>
-        <w:t>HLD/LLD, Operational Runbooks, SOPs, Change Management, Knowledge Transfer</w:t>
-      </w:r>
-    </w:p>
-    <w:p>
-      <w:pPr>
-        <w:spacing w:before="10" w:after="10" w:line="210" w:lineRule="exact"/>
-        <w:ind w:left="144"/>
-      </w:pPr>
-      <w:r>
-        <w:rPr>
-          <w:rFonts w:ascii="Calibri" w:hAnsi="Calibri"/>
-          <w:b/>
-          <w:i w:val="0"/>
-          <w:color w:val="1A1A2E"/>
-          <w:sz w:val="17"/>
-        </w:rPr>
-        <w:t xml:space="preserve">Version Control:  </w:t>
-      </w:r>
-      <w:r>
-        <w:rPr>
-          <w:rFonts w:ascii="Calibri" w:hAnsi="Calibri"/>
-          <w:b w:val="0"/>
-          <w:i w:val="0"/>
-          <w:color w:val="2D2D2D"/>
-          <w:sz w:val="17"/>
-        </w:rPr>
-        <w:t>Git, GitHub</w:t>
+        <w:t>TCP/IP, DNS, DHCP, SSH, HTTP/HTTPS, Network Troubleshooting</w:t>
       </w:r>
     </w:p>
     <w:p>
@@ -511,7 +511,7 @@
           <w:color w:val="2D2D2D"/>
           <w:sz w:val="17"/>
         </w:rPr>
-        <w:t>Administered 10+ Linux servers (SLES 15 SP4, Ubuntu 22.04) across production and staging environments, maintaining 99.5% service availability through proactive monitoring and capacity planning.</w:t>
+        <w:t>Manage 5 Linux servers (SLES, Ubuntu) across production and staging environments, handling server provisioning, system updates, and day-to-day infrastructure operations.</w:t>
       </w:r>
     </w:p>
     <w:p>
@@ -537,7 +537,7 @@
           <w:color w:val="2D2D2D"/>
           <w:sz w:val="17"/>
         </w:rPr>
-        <w:t>Designed and implemented standardized system configurations for server hardening, kernel parameter tuning, and firewall enforcement (firewalld, UFW) aligned with CIS/NIST security baselines.</w:t>
+        <w:t>Implement server hardening aligned with CIS/NIST baselines: disabled root SSH, enforced key-based authentication, configured firewall rules (firewalld/UFW), and enabled audit logging via auditd.</w:t>
       </w:r>
     </w:p>
     <w:p>
@@ -563,7 +563,7 @@
           <w:color w:val="2D2D2D"/>
           <w:sz w:val="17"/>
         </w:rPr>
-        <w:t>Drove incident and problem analysis for infrastructure issues by reviewing system logs (journalctl, /var/log/messages, auditd), conducting root cause reviews, and documenting corrective actions to prevent recurring disruptions.</w:t>
+        <w:t>Troubleshoot and resolve production incidents through systematic log analysis (journalctl, /var/log/messages) and root cause investigation; resolved 15+ operational issues since joining.</w:t>
       </w:r>
     </w:p>
     <w:p>
@@ -589,7 +589,7 @@
           <w:color w:val="2D2D2D"/>
           <w:sz w:val="17"/>
         </w:rPr>
-        <w:t>Automated server provisioning, patch management, and configuration drift remediation using Ansible playbooks and Bash scripts, reducing manual administration effort by 40%.</w:t>
+        <w:t>Automate routine server administration tasks using Ansible playbooks and Bash scripts covering user provisioning, package updates, and configuration management.</w:t>
       </w:r>
     </w:p>
     <w:p>
@@ -615,7 +615,7 @@
           <w:color w:val="2D2D2D"/>
           <w:sz w:val="17"/>
         </w:rPr>
-        <w:t>Managed user accounts, sudo policies, SSH access controls, and file permissions across multi-server infrastructure; supported Docker-based application deployments.</w:t>
+        <w:t>Deploy and manage Docker-based containerized application stacks, handling container lifecycle and multi-service compositions.</w:t>
       </w:r>
     </w:p>
     <w:p>
@@ -641,7 +641,7 @@
           <w:color w:val="2D2D2D"/>
           <w:sz w:val="17"/>
         </w:rPr>
-        <w:t>Created and maintained infrastructure documentation including operational runbooks, SOPs, and incident reports to ensure repeatable processes and smooth knowledge transfer.</w:t>
+        <w:t>Manage backup and recovery operations for application data and server configurations to ensure data protection and restoration readiness.</w:t>
       </w:r>
     </w:p>
     <w:p>
@@ -667,7 +667,33 @@
           <w:color w:val="2D2D2D"/>
           <w:sz w:val="17"/>
         </w:rPr>
-        <w:t>Coordinated with application teams to define infrastructure requirements and translate business needs into practical system designs supporting future growth.</w:t>
+        <w:t>Manage user accounts, sudo policies, file permissions, and SSH access controls across the server infrastructure.</w:t>
+      </w:r>
+    </w:p>
+    <w:p>
+      <w:pPr>
+        <w:spacing w:before="10" w:after="10" w:line="216" w:lineRule="exact"/>
+        <w:ind w:left="360" w:hanging="216"/>
+      </w:pPr>
+      <w:r>
+        <w:rPr>
+          <w:rFonts w:ascii="Calibri" w:hAnsi="Calibri"/>
+          <w:b w:val="0"/>
+          <w:i w:val="0"/>
+          <w:color w:val="16538D"/>
+          <w:sz w:val="14"/>
+        </w:rPr>
+        <w:t xml:space="preserve">▪  </w:t>
+      </w:r>
+      <w:r>
+        <w:rPr>
+          <w:rFonts w:ascii="Calibri" w:hAnsi="Calibri"/>
+          <w:b w:val="0"/>
+          <w:i w:val="0"/>
+          <w:color w:val="2D2D2D"/>
+          <w:sz w:val="17"/>
+        </w:rPr>
+        <w:t>Create and maintain operational documentation including runbooks, SOPs, and incident reports for team knowledge sharing and repeatable processes.</w:t>
       </w:r>
     </w:p>
     <w:p>
@@ -705,7 +731,7 @@
           <w:color w:val="1A1A2E"/>
           <w:sz w:val="18"/>
         </w:rPr>
-        <w:t>Enterprise Linux Server Hardening with Ansible</w:t>
+        <w:t>Linux Server Hardening Automation with Ansible</w:t>
       </w:r>
       <w:r>
         <w:rPr>
@@ -751,7 +777,7 @@
           <w:color w:val="2D2D2D"/>
           <w:sz w:val="17"/>
         </w:rPr>
-        <w:t>Built 6 Ansible roles automating SSH hardening, firewall enforcement, audit logging (auditd), legacy service removal, and compliance scanning across RHEL-family and SUSE targets.</w:t>
+        <w:t>Wrote 6 Ansible roles to automate SSH hardening, firewall enforcement, audit logging, legacy service removal, and compliance scanning across Ubuntu and openSUSE servers.</w:t>
       </w:r>
     </w:p>
     <w:p>
@@ -777,33 +803,7 @@
           <w:color w:val="2D2D2D"/>
           <w:sz w:val="17"/>
         </w:rPr>
-        <w:t>Applied CIS/NIST/STIG-aligned security configurations: PAM password policies, persistent journald logging, kernel parameter tuning, and automated patch scheduling.</w:t>
-      </w:r>
-    </w:p>
-    <w:p>
-      <w:pPr>
-        <w:spacing w:before="10" w:after="10" w:line="216" w:lineRule="exact"/>
-        <w:ind w:left="360" w:hanging="216"/>
-      </w:pPr>
-      <w:r>
-        <w:rPr>
-          <w:rFonts w:ascii="Calibri" w:hAnsi="Calibri"/>
-          <w:b w:val="0"/>
-          <w:i w:val="0"/>
-          <w:color w:val="16538D"/>
-          <w:sz w:val="14"/>
-        </w:rPr>
-        <w:t xml:space="preserve">▪  </w:t>
-      </w:r>
-      <w:r>
-        <w:rPr>
-          <w:rFonts w:ascii="Calibri" w:hAnsi="Calibri"/>
-          <w:b w:val="0"/>
-          <w:i w:val="0"/>
-          <w:color w:val="2D2D2D"/>
-          <w:sz w:val="17"/>
-        </w:rPr>
-        <w:t>Integrated Lynis auditing framework for post-hardening compliance verification and audit reporting.</w:t>
+        <w:t>Applied CIS/NIST-aligned security configurations: PAM password policies, persistent journald logging, and automated patch scheduling. Integrated Lynis for compliance verification.</w:t>
       </w:r>
     </w:p>
     <w:p>
@@ -864,7 +864,7 @@
           <w:color w:val="2D2D2D"/>
           <w:sz w:val="17"/>
         </w:rPr>
-        <w:t>Conducted enterprise-grade Root Cause Analysis on a P1 outage in a 2-node SLES HA cluster (Pacemaker/Corosync/SBD), diagnosing cascading failures across networking, fencing, and watchdog layers that triggered a 5x reboot loop over 79 minutes.</w:t>
+        <w:t>Conducted Root Cause Analysis on a P1 outage in a 2-node SLES HA cluster (Pacemaker/Corosync/SBD), troubleshooting cascading failures across networking, fencing, and watchdog layers that triggered a 5x reboot loop.</w:t>
       </w:r>
     </w:p>
     <w:p>
@@ -890,33 +890,7 @@
           <w:color w:val="2D2D2D"/>
           <w:sz w:val="17"/>
         </w:rPr>
-        <w:t>Analyzed supportconfig archives and system logs; correlated corosync token timeouts, ARP anomalies, and SBD watchdog configuration mismatches to pinpoint the failure chain.</w:t>
-      </w:r>
-    </w:p>
-    <w:p>
-      <w:pPr>
-        <w:spacing w:before="10" w:after="10" w:line="216" w:lineRule="exact"/>
-        <w:ind w:left="360" w:hanging="216"/>
-      </w:pPr>
-      <w:r>
-        <w:rPr>
-          <w:rFonts w:ascii="Calibri" w:hAnsi="Calibri"/>
-          <w:b w:val="0"/>
-          <w:i w:val="0"/>
-          <w:color w:val="16538D"/>
-          <w:sz w:val="14"/>
-        </w:rPr>
-        <w:t xml:space="preserve">▪  </w:t>
-      </w:r>
-      <w:r>
-        <w:rPr>
-          <w:rFonts w:ascii="Calibri" w:hAnsi="Calibri"/>
-          <w:b w:val="0"/>
-          <w:i w:val="0"/>
-          <w:color w:val="2D2D2D"/>
-          <w:sz w:val="17"/>
-        </w:rPr>
-        <w:t>Delivered detailed incident timeline, technical findings, and actionable remediation plan including infrastructure documentation (HLD/LLD), Corosync QDevice, and dual-ring network redundancy recommendations.</w:t>
+        <w:t>Analyzed supportconfig archives and system logs to reconstruct event timeline; delivered incident report with actionable remediation steps.</w:t>
       </w:r>
     </w:p>
     <w:p>
